--- a/resume/dist/Touhidul_Alam_Seyam_Universal_ATS.docx
+++ b/resume/dist/Touhidul_Alam_Seyam_Universal_ATS.docx
@@ -29,7 +29,7 @@
           <w:color w:val="536273"/>
           <w:sz w:val="21"/>
         </w:rPr>
-        <w:t>Software Engineer | Full-Stack Developer | Applied AI Researcher</w:t>
+        <w:t>Software Engineer | Web, App, Backend, ML/AI</w:t>
       </w:r>
     </w:p>
     <w:p>
@@ -46,7 +46,7 @@
           <w:color w:val="536273"/>
           <w:sz w:val="18"/>
         </w:rPr>
-        <w:t>Chattogram, Bangladesh  |  +880 1311-104804  |  seyamalam41@gmail.com  |  seyamalam.vercel.app  |  github.com/Seyamalam  |  orcid.org/0009-0007-7512-1893</w:t>
+        <w:t>Chattogram, Bangladesh  |  +880 1311-104804  |  seyamalam41@gmail.com  |  seyamalam.vercel.app  |  github.com/Seyamalam  |  linkedin.com/in/touhidulalamseyam  |  orcid.org/0009-0007-7512-1893</w:t>
       </w:r>
     </w:p>
     <w:p>
@@ -120,6 +120,49 @@
       </w:pPr>
       <w:r>
         <w:t>PROFESSIONAL EXPERIENCE</w:t>
+      </w:r>
+    </w:p>
+    <w:p>
+      <w:pPr>
+        <w:pStyle w:val="RoleLine"/>
+      </w:pPr>
+      <w:r>
+        <w:rPr>
+          <w:rFonts w:ascii="Arial" w:hAnsi="Arial"/>
+          <w:b/>
+        </w:rPr>
+        <w:t>Software Engineer | Agentic Institute</w:t>
+      </w:r>
+      <w:r>
+        <w:rPr>
+          <w:rFonts w:ascii="Arial" w:hAnsi="Arial"/>
+          <w:color w:val="536273"/>
+        </w:rPr>
+        <w:t xml:space="preserve">  |  Remote  |  Dec 2025-Present</w:t>
+      </w:r>
+    </w:p>
+    <w:p>
+      <w:pPr>
+        <w:pStyle w:val="ListBullet"/>
+        <w:keepLines/>
+      </w:pPr>
+      <w:r>
+        <w:rPr>
+          <w:rFonts w:ascii="Arial" w:hAnsi="Arial"/>
+        </w:rPr>
+        <w:t>Contribute to application development and AI-enabled, agentic software systems.</w:t>
+      </w:r>
+    </w:p>
+    <w:p>
+      <w:pPr>
+        <w:pStyle w:val="ListBullet"/>
+        <w:keepLines/>
+      </w:pPr>
+      <w:r>
+        <w:rPr>
+          <w:rFonts w:ascii="Arial" w:hAnsi="Arial"/>
+        </w:rPr>
+        <w:t>Work across implementation, integration, testing, and delivery using modern web and backend technologies.</w:t>
       </w:r>
     </w:p>
     <w:p>
@@ -206,49 +249,6 @@
           <w:rFonts w:ascii="Arial" w:hAnsi="Arial"/>
         </w:rPr>
         <w:t>Built digital products for small businesses, nonprofit and academic organizations, and event teams using modern JavaScript and Python stacks.</w:t>
-      </w:r>
-    </w:p>
-    <w:p>
-      <w:pPr>
-        <w:pStyle w:val="RoleLine"/>
-      </w:pPr>
-      <w:r>
-        <w:rPr>
-          <w:rFonts w:ascii="Arial" w:hAnsi="Arial"/>
-          <w:b/>
-        </w:rPr>
-        <w:t>Research Assistant | BGC Trust University Bangladesh</w:t>
-      </w:r>
-      <w:r>
-        <w:rPr>
-          <w:rFonts w:ascii="Arial" w:hAnsi="Arial"/>
-          <w:color w:val="536273"/>
-        </w:rPr>
-        <w:t xml:space="preserve">  |  Chattogram, Bangladesh  |  Jul 2023-2025</w:t>
-      </w:r>
-    </w:p>
-    <w:p>
-      <w:pPr>
-        <w:pStyle w:val="ListBullet"/>
-        <w:keepLines/>
-      </w:pPr>
-      <w:r>
-        <w:rPr>
-          <w:rFonts w:ascii="Arial" w:hAnsi="Arial"/>
-        </w:rPr>
-        <w:t>Supported faculty-led machine-learning research through experiment design, data analysis, implementation, academic writing, and publication preparation.</w:t>
-      </w:r>
-    </w:p>
-    <w:p>
-      <w:pPr>
-        <w:pStyle w:val="ListBullet"/>
-        <w:keepLines/>
-      </w:pPr>
-      <w:r>
-        <w:rPr>
-          <w:rFonts w:ascii="Arial" w:hAnsi="Arial"/>
-        </w:rPr>
-        <w:t>Contributed to work spanning agricultural computer vision, healthcare risk modeling, malware classification, LLM performance, and high-performance clustering.</w:t>
       </w:r>
     </w:p>
     <w:p>
@@ -473,7 +473,7 @@
         <w:rPr>
           <w:rFonts w:ascii="Arial" w:hAnsi="Arial"/>
         </w:rPr>
-        <w:t>Focus: software engineering, machine learning, computer vision, applied AI, and research-driven product development.</w:t>
+        <w:t>Currently in the 8th semester. Focus: software engineering, machine learning, computer vision, applied AI, and research-driven product development.</w:t>
       </w:r>
     </w:p>
     <w:p>
@@ -590,7 +590,7 @@
         <w:rPr>
           <w:rFonts w:ascii="Arial" w:hAnsi="Arial"/>
         </w:rPr>
-        <w:t>IBM Applied Data Science with Python; IBM Deep Learning with TensorFlow; IEEE Computer Society Machine Learning Mastery; Cisco Python Essentials 1 and 2; Harvard CS50 for Educators</w:t>
+        <w:t>IBM Applied Data Science with Python; IBM Deep Learning with TensorFlow; Redis for Python Developers; Cisco Python Essentials 1 and 2; HackerRank Problem Solving (Intermediate)</w:t>
       </w:r>
     </w:p>
     <w:sectPr>

--- a/resume/dist/Touhidul_Alam_Seyam_Universal_ATS.docx
+++ b/resume/dist/Touhidul_Alam_Seyam_Universal_ATS.docx
@@ -359,6 +359,50 @@
           <w:rFonts w:ascii="Arial" w:hAnsi="Arial"/>
           <w:b/>
         </w:rPr>
+        <w:t>Huntrix Delta</w:t>
+      </w:r>
+      <w:r>
+        <w:rPr>
+          <w:rFonts w:ascii="Arial" w:hAnsi="Arial"/>
+          <w:color w:val="536273"/>
+        </w:rPr>
+        <w:t xml:space="preserve"> | Expo, Go, gRPC, Offline-first</w:t>
+      </w:r>
+      <w:r>
+        <w:t xml:space="preserve"> | </w:t>
+      </w:r>
+      <w:hyperlink r:id="rId11">
+        <w:r>
+          <w:rPr>
+            <w:color w:val="183B56"/>
+            <w:rFonts w:ascii="Arial" w:hAnsi="Arial"/>
+            <w:sz w:val="19"/>
+          </w:rPr>
+          <w:t>github.com/Seyamalam/hackfusion_huntrix</w:t>
+        </w:r>
+      </w:hyperlink>
+    </w:p>
+    <w:p>
+      <w:pPr>
+        <w:pStyle w:val="ListBullet"/>
+        <w:keepLines/>
+      </w:pPr>
+      <w:r>
+        <w:rPr>
+          <w:rFonts w:ascii="Arial" w:hAnsi="Arial"/>
+        </w:rPr>
+        <w:t>Built the solo HackFusion champion with CRDT inventory sync, signed proof of delivery, offline maps, mesh handoff, routing, and chaos testing.</w:t>
+      </w:r>
+    </w:p>
+    <w:p>
+      <w:pPr>
+        <w:pStyle w:val="RoleLine"/>
+      </w:pPr>
+      <w:r>
+        <w:rPr>
+          <w:rFonts w:ascii="Arial" w:hAnsi="Arial"/>
+          <w:b/>
+        </w:rPr>
         <w:t>ASRRO Portal</w:t>
       </w:r>
       <w:r>
@@ -371,7 +415,7 @@
       <w:r>
         <w:t xml:space="preserve"> | </w:t>
       </w:r>
-      <w:hyperlink r:id="rId11">
+      <w:hyperlink r:id="rId12">
         <w:r>
           <w:rPr>
             <w:color w:val="183B56"/>
@@ -415,7 +459,7 @@
       <w:r>
         <w:t xml:space="preserve"> | </w:t>
       </w:r>
-      <w:hyperlink r:id="rId12">
+      <w:hyperlink r:id="rId13">
         <w:r>
           <w:rPr>
             <w:color w:val="183B56"/>
@@ -505,7 +549,7 @@
         </w:rPr>
         <w:t xml:space="preserve">Lecture Notes in Networks and Systems, 2026. DOI: </w:t>
       </w:r>
-      <w:hyperlink r:id="rId13">
+      <w:hyperlink r:id="rId14">
         <w:r>
           <w:rPr>
             <w:color w:val="183B56"/>
@@ -534,7 +578,7 @@
         </w:rPr>
         <w:t xml:space="preserve">Journal of Electrical Systems and Information Technology, 2024. DOI: </w:t>
       </w:r>
-      <w:hyperlink r:id="rId14">
+      <w:hyperlink r:id="rId15">
         <w:r>
           <w:rPr>
             <w:color w:val="183B56"/>
@@ -563,7 +607,7 @@
         </w:rPr>
         <w:t xml:space="preserve">International Journal of Intelligent Information Systems, 2025. DOI: </w:t>
       </w:r>
-      <w:hyperlink r:id="rId15">
+      <w:hyperlink r:id="rId16">
         <w:r>
           <w:rPr>
             <w:color w:val="183B56"/>
@@ -591,6 +635,85 @@
           <w:rFonts w:ascii="Arial" w:hAnsi="Arial"/>
         </w:rPr>
         <w:t>IBM Applied Data Science with Python; IBM Deep Learning with TensorFlow; Redis for Python Developers; Cisco Python Essentials 1 and 2; HackerRank Problem Solving (Intermediate)</w:t>
+      </w:r>
+    </w:p>
+    <w:p>
+      <w:pPr>
+        <w:pStyle w:val="Heading1"/>
+        <w:pBdr>
+          <w:bottom w:val="single" w:sz="4" w:space="4" w:color="B7B7B7"/>
+        </w:pBdr>
+      </w:pPr>
+      <w:r>
+        <w:t>LEADERSHIP AND HONORS</w:t>
+      </w:r>
+    </w:p>
+    <w:p>
+      <w:r>
+        <w:rPr>
+          <w:rFonts w:ascii="Arial" w:hAnsi="Arial"/>
+        </w:rPr>
+        <w:t>Assistant General Secretary | BGCTUB IT Club | Present - Help lead student technology activities, community programs, and club operations.</w:t>
+      </w:r>
+    </w:p>
+    <w:p>
+      <w:pPr>
+        <w:pStyle w:val="ListBullet"/>
+        <w:keepLines/>
+      </w:pPr>
+      <w:r>
+        <w:rPr>
+          <w:rFonts w:ascii="Arial" w:hAnsi="Arial"/>
+        </w:rPr>
+        <w:t>Champion, HackFusion InnoNation National Hackathon (solo Team Huntrix), 2026</w:t>
+      </w:r>
+    </w:p>
+    <w:p>
+      <w:pPr>
+        <w:pStyle w:val="ListBullet"/>
+        <w:keepLines/>
+      </w:pPr>
+      <w:r>
+        <w:rPr>
+          <w:rFonts w:ascii="Arial" w:hAnsi="Arial"/>
+        </w:rPr>
+        <w:t>Champion, MicroOps Hackathon at CUET CSE IT Fest (with Abtahee Kabir), 2025</w:t>
+      </w:r>
+    </w:p>
+    <w:p>
+      <w:pPr>
+        <w:pStyle w:val="ListBullet"/>
+        <w:keepLines/>
+      </w:pPr>
+      <w:r>
+        <w:rPr>
+          <w:rFonts w:ascii="Arial" w:hAnsi="Arial"/>
+        </w:rPr>
+        <w:t>Winner, RoboFusion 1.0 Techathon, 2026</w:t>
+      </w:r>
+    </w:p>
+    <w:p>
+      <w:pPr>
+        <w:pStyle w:val="ListBullet"/>
+        <w:keepLines/>
+      </w:pPr>
+      <w:r>
+        <w:rPr>
+          <w:rFonts w:ascii="Arial" w:hAnsi="Arial"/>
+        </w:rPr>
+        <w:t>5th Place, 12th IUT ICT Fest GameJam, 2026; 5th Place, IIUC NextGen Hackathon, 2025</w:t>
+      </w:r>
+    </w:p>
+    <w:p>
+      <w:pPr>
+        <w:pStyle w:val="ListBullet"/>
+        <w:keepLines/>
+      </w:pPr>
+      <w:r>
+        <w:rPr>
+          <w:rFonts w:ascii="Arial" w:hAnsi="Arial"/>
+        </w:rPr>
+        <w:t>Finalist, The Infinity AI BuildFest; Best Campus Ambassador, SciBlitz 2.0</w:t>
       </w:r>
     </w:p>
     <w:sectPr>

--- a/resume/dist/Touhidul_Alam_Seyam_Universal_ATS.docx
+++ b/resume/dist/Touhidul_Alam_Seyam_Universal_ATS.docx
@@ -12,14 +12,14 @@
           <w:rFonts w:ascii="Arial" w:hAnsi="Arial"/>
           <w:b/>
           <w:color w:val="183B56"/>
-          <w:sz w:val="44"/>
+          <w:sz w:val="56"/>
         </w:rPr>
         <w:t>Touhidul Alam Seyam</w:t>
       </w:r>
     </w:p>
     <w:p>
       <w:pPr>
-        <w:spacing w:after="60"/>
+        <w:spacing w:after="80"/>
         <w:jc w:val="left"/>
       </w:pPr>
       <w:r>
@@ -34,10 +34,10 @@
     </w:p>
     <w:p>
       <w:pPr>
-        <w:spacing w:after="160" w:line="240" w:lineRule="auto"/>
+        <w:spacing w:after="180" w:line="240" w:lineRule="auto"/>
         <w:jc w:val="left"/>
         <w:pBdr>
-          <w:bottom w:val="single" w:sz="7" w:space="4" w:color="183B56"/>
+          <w:bottom w:val="single" w:sz="14" w:space="4" w:color="183B56"/>
         </w:pBdr>
       </w:pPr>
       <w:r>
@@ -52,9 +52,8 @@
     <w:p>
       <w:pPr>
         <w:pStyle w:val="Heading1"/>
-        <w:pBdr>
-          <w:bottom w:val="single" w:sz="4" w:space="4" w:color="B7B7B7"/>
-        </w:pBdr>
+        <w:shd w:fill="EAF0F5"/>
+        <w:ind w:left="115" w:right="115"/>
       </w:pPr>
       <w:r>
         <w:t>PROFESSIONAL SUMMARY</w:t>
@@ -71,9 +70,54 @@
     <w:p>
       <w:pPr>
         <w:pStyle w:val="Heading1"/>
-        <w:pBdr>
-          <w:bottom w:val="single" w:sz="4" w:space="4" w:color="B7B7B7"/>
-        </w:pBdr>
+        <w:shd w:fill="EAF0F5"/>
+        <w:ind w:left="115" w:right="115"/>
+      </w:pPr>
+      <w:r>
+        <w:t>SELECTED WINS</w:t>
+      </w:r>
+    </w:p>
+    <w:p>
+      <w:pPr>
+        <w:pStyle w:val="ListBullet"/>
+        <w:keepLines/>
+      </w:pPr>
+      <w:r>
+        <w:rPr>
+          <w:rFonts w:ascii="Arial" w:hAnsi="Arial"/>
+        </w:rPr>
+        <w:t>Champion, HackFusion InnoNation National Hackathon (solo Team Huntrix), 2026</w:t>
+      </w:r>
+    </w:p>
+    <w:p>
+      <w:pPr>
+        <w:pStyle w:val="ListBullet"/>
+        <w:keepLines/>
+      </w:pPr>
+      <w:r>
+        <w:rPr>
+          <w:rFonts w:ascii="Arial" w:hAnsi="Arial"/>
+        </w:rPr>
+        <w:t>Champion, MicroOps Hackathon at CUET CSE IT Fest (with Abtahee Kabir), 2025</w:t>
+      </w:r>
+    </w:p>
+    <w:p>
+      <w:pPr>
+        <w:pStyle w:val="ListBullet"/>
+        <w:keepLines/>
+      </w:pPr>
+      <w:r>
+        <w:rPr>
+          <w:rFonts w:ascii="Arial" w:hAnsi="Arial"/>
+        </w:rPr>
+        <w:t>Winner, RoboFusion 1.0 Techathon, 2026</w:t>
+      </w:r>
+    </w:p>
+    <w:p>
+      <w:pPr>
+        <w:pStyle w:val="Heading1"/>
+        <w:shd w:fill="EAF0F5"/>
+        <w:ind w:left="115" w:right="115"/>
       </w:pPr>
       <w:r>
         <w:t>CORE SKILLS</w:t>
@@ -114,9 +158,8 @@
     <w:p>
       <w:pPr>
         <w:pStyle w:val="Heading1"/>
-        <w:pBdr>
-          <w:bottom w:val="single" w:sz="4" w:space="4" w:color="B7B7B7"/>
-        </w:pBdr>
+        <w:shd w:fill="EAF0F5"/>
+        <w:ind w:left="115" w:right="115"/>
       </w:pPr>
       <w:r>
         <w:t>PROFESSIONAL EXPERIENCE</w:t>
@@ -254,12 +297,99 @@
     <w:p>
       <w:pPr>
         <w:pStyle w:val="Heading1"/>
-        <w:pBdr>
-          <w:bottom w:val="single" w:sz="4" w:space="4" w:color="B7B7B7"/>
-        </w:pBdr>
+        <w:shd w:fill="EAF0F5"/>
+        <w:ind w:left="115" w:right="115"/>
       </w:pPr>
       <w:r>
         <w:t>SELECTED PROJECTS</w:t>
+      </w:r>
+    </w:p>
+    <w:p>
+      <w:pPr>
+        <w:pStyle w:val="RoleLine"/>
+      </w:pPr>
+      <w:r>
+        <w:rPr>
+          <w:rFonts w:ascii="Arial" w:hAnsi="Arial"/>
+          <w:b/>
+        </w:rPr>
+        <w:t>Huntrix Delta</w:t>
+      </w:r>
+      <w:r>
+        <w:rPr>
+          <w:rFonts w:ascii="Arial" w:hAnsi="Arial"/>
+          <w:color w:val="536273"/>
+        </w:rPr>
+        <w:t xml:space="preserve"> | Expo, Go, gRPC, Offline-first</w:t>
+      </w:r>
+      <w:r>
+        <w:t xml:space="preserve"> | </w:t>
+      </w:r>
+      <w:hyperlink r:id="rId9">
+        <w:r>
+          <w:rPr>
+            <w:color w:val="183B56"/>
+            <w:rFonts w:ascii="Arial" w:hAnsi="Arial"/>
+            <w:sz w:val="19"/>
+          </w:rPr>
+          <w:t>github.com/Seyamalam/hackfusion_huntrix</w:t>
+        </w:r>
+      </w:hyperlink>
+    </w:p>
+    <w:p>
+      <w:pPr>
+        <w:pStyle w:val="ListBullet"/>
+        <w:keepLines/>
+      </w:pPr>
+      <w:r>
+        <w:rPr>
+          <w:rFonts w:ascii="Arial" w:hAnsi="Arial"/>
+        </w:rPr>
+        <w:t>Built the solo HackFusion champion across offline identity, CRDT inventory, mesh handoff, signed delivery proof, routing, and chaos testing.</w:t>
+      </w:r>
+    </w:p>
+    <w:p>
+      <w:pPr>
+        <w:pStyle w:val="RoleLine"/>
+      </w:pPr>
+      <w:r>
+        <w:rPr>
+          <w:rFonts w:ascii="Arial" w:hAnsi="Arial"/>
+          <w:b/>
+        </w:rPr>
+        <w:t>Paris Summit Platform</w:t>
+      </w:r>
+      <w:r>
+        <w:rPr>
+          <w:rFonts w:ascii="Arial" w:hAnsi="Arial"/>
+          <w:color w:val="536273"/>
+        </w:rPr>
+        <w:t xml:space="preserve"> | Next.js, TypeScript, Convex</w:t>
+      </w:r>
+      <w:r>
+        <w:t xml:space="preserve"> | </w:t>
+      </w:r>
+      <w:hyperlink r:id="rId10">
+        <w:r>
+          <w:rPr>
+            <w:color w:val="183B56"/>
+            <w:rFonts w:ascii="Arial" w:hAnsi="Arial"/>
+            <w:sz w:val="19"/>
+          </w:rPr>
+          <w:t>github.com/Seyamalam/paris-hindu-summit-2026</w:t>
+        </w:r>
+      </w:hyperlink>
+    </w:p>
+    <w:p>
+      <w:pPr>
+        <w:pStyle w:val="ListBullet"/>
+        <w:keepLines/>
+      </w:pPr>
+      <w:r>
+        <w:rPr>
+          <w:rFonts w:ascii="Arial" w:hAnsi="Arial"/>
+        </w:rPr>
+        <w:t>Designed ten responsive concepts and shipped the selected direction as a 19-route client platform with protected editorial operations.</w:t>
       </w:r>
     </w:p>
     <w:p>
@@ -283,7 +413,7 @@
       <w:r>
         <w:t xml:space="preserve"> | </w:t>
       </w:r>
-      <w:hyperlink r:id="rId9">
+      <w:hyperlink r:id="rId11">
         <w:r>
           <w:rPr>
             <w:color w:val="183B56"/>
@@ -303,7 +433,7 @@
         <w:rPr>
           <w:rFonts w:ascii="Arial" w:hAnsi="Arial"/>
         </w:rPr>
-        <w:t>Built a scikit-learn-inspired machine-learning library with native Zig acceleration, tests and benchmark gates, 209 tracked runtime exports, and documented APIs across preprocessing, model selection, ensembles, clustering, and metrics.</w:t>
+        <w:t>Built a native-accelerated ML library with 209 tracked runtime exports, benchmark gates, and broad estimator and evaluation APIs.</w:t>
       </w:r>
     </w:p>
     <w:p>
@@ -327,7 +457,7 @@
       <w:r>
         <w:t xml:space="preserve"> | </w:t>
       </w:r>
-      <w:hyperlink r:id="rId10">
+      <w:hyperlink r:id="rId12">
         <w:r>
           <w:rPr>
             <w:color w:val="183B56"/>
@@ -347,147 +477,14 @@
         <w:rPr>
           <w:rFonts w:ascii="Arial" w:hAnsi="Arial"/>
         </w:rPr>
-        <w:t>Developed a multi-hazard campus response platform with device integration, authentication, persistence, incident-lifecycle management, real-time dashboards, automated tests, and load-testing tools.</w:t>
-      </w:r>
-    </w:p>
-    <w:p>
-      <w:pPr>
-        <w:pStyle w:val="RoleLine"/>
-      </w:pPr>
-      <w:r>
-        <w:rPr>
-          <w:rFonts w:ascii="Arial" w:hAnsi="Arial"/>
-          <w:b/>
-        </w:rPr>
-        <w:t>Huntrix Delta</w:t>
-      </w:r>
-      <w:r>
-        <w:rPr>
-          <w:rFonts w:ascii="Arial" w:hAnsi="Arial"/>
-          <w:color w:val="536273"/>
-        </w:rPr>
-        <w:t xml:space="preserve"> | Expo, Go, gRPC, Offline-first</w:t>
-      </w:r>
-      <w:r>
-        <w:t xml:space="preserve"> | </w:t>
-      </w:r>
-      <w:hyperlink r:id="rId11">
-        <w:r>
-          <w:rPr>
-            <w:color w:val="183B56"/>
-            <w:rFonts w:ascii="Arial" w:hAnsi="Arial"/>
-            <w:sz w:val="19"/>
-          </w:rPr>
-          <w:t>github.com/Seyamalam/hackfusion_huntrix</w:t>
-        </w:r>
-      </w:hyperlink>
-    </w:p>
-    <w:p>
-      <w:pPr>
-        <w:pStyle w:val="ListBullet"/>
-        <w:keepLines/>
-      </w:pPr>
-      <w:r>
-        <w:rPr>
-          <w:rFonts w:ascii="Arial" w:hAnsi="Arial"/>
-        </w:rPr>
-        <w:t>Built the solo HackFusion champion with CRDT inventory sync, signed proof of delivery, offline maps, mesh handoff, routing, and chaos testing.</w:t>
-      </w:r>
-    </w:p>
-    <w:p>
-      <w:pPr>
-        <w:pStyle w:val="RoleLine"/>
-      </w:pPr>
-      <w:r>
-        <w:rPr>
-          <w:rFonts w:ascii="Arial" w:hAnsi="Arial"/>
-          <w:b/>
-        </w:rPr>
-        <w:t>ASRRO Portal</w:t>
-      </w:r>
-      <w:r>
-        <w:rPr>
-          <w:rFonts w:ascii="Arial" w:hAnsi="Arial"/>
-          <w:color w:val="536273"/>
-        </w:rPr>
-        <w:t xml:space="preserve"> | Next.js, TypeScript, Convex, Better Auth</w:t>
-      </w:r>
-      <w:r>
-        <w:t xml:space="preserve"> | </w:t>
-      </w:r>
-      <w:hyperlink r:id="rId12">
-        <w:r>
-          <w:rPr>
-            <w:color w:val="183B56"/>
-            <w:rFonts w:ascii="Arial" w:hAnsi="Arial"/>
-            <w:sz w:val="19"/>
-          </w:rPr>
-          <w:t>github.com/Seyamalam/asrro</w:t>
-        </w:r>
-      </w:hyperlink>
-    </w:p>
-    <w:p>
-      <w:pPr>
-        <w:pStyle w:val="ListBullet"/>
-        <w:keepLines/>
-      </w:pPr>
-      <w:r>
-        <w:rPr>
-          <w:rFonts w:ascii="Arial" w:hAnsi="Arial"/>
-        </w:rPr>
-        <w:t>Developed a public website and role-aware organization-management system covering membership approvals, events, attendance, content, reports, notifications, and restricted finance workflows.</w:t>
-      </w:r>
-    </w:p>
-    <w:p>
-      <w:pPr>
-        <w:pStyle w:val="RoleLine"/>
-      </w:pPr>
-      <w:r>
-        <w:rPr>
-          <w:rFonts w:ascii="Arial" w:hAnsi="Arial"/>
-          <w:b/>
-        </w:rPr>
-        <w:t>Kaggriculture Autonomous Agent</w:t>
-      </w:r>
-      <w:r>
-        <w:rPr>
-          <w:rFonts w:ascii="Arial" w:hAnsi="Arial"/>
-          <w:color w:val="536273"/>
-        </w:rPr>
-        <w:t xml:space="preserve"> | Python, Simulation, Evaluation</w:t>
-      </w:r>
-      <w:r>
-        <w:t xml:space="preserve"> | </w:t>
-      </w:r>
-      <w:hyperlink r:id="rId13">
-        <w:r>
-          <w:rPr>
-            <w:color w:val="183B56"/>
-            <w:rFonts w:ascii="Arial" w:hAnsi="Arial"/>
-            <w:sz w:val="19"/>
-          </w:rPr>
-          <w:t>github.com/Seyamalam/Kaggriculture</w:t>
-        </w:r>
-      </w:hyperlink>
-    </w:p>
-    <w:p>
-      <w:pPr>
-        <w:pStyle w:val="ListBullet"/>
-        <w:keepLines/>
-      </w:pPr>
-      <w:r>
-        <w:rPr>
-          <w:rFonts w:ascii="Arial" w:hAnsi="Arial"/>
-        </w:rPr>
-        <w:t>Engineered a deterministic farming agent and evaluation harness with seeded seat-swapped tournaments, frozen replay corpora, manifest hashing, and regression gates.</w:t>
+        <w:t>Built the winning smart-campus response grid with authenticated ingestion, deterministic risk fusion, persistent incident lifecycles, live dashboards, and load tooling.</w:t>
       </w:r>
     </w:p>
     <w:p>
       <w:pPr>
         <w:pStyle w:val="Heading1"/>
-        <w:pBdr>
-          <w:bottom w:val="single" w:sz="4" w:space="4" w:color="B7B7B7"/>
-        </w:pBdr>
+        <w:shd w:fill="EAF0F5"/>
+        <w:ind w:left="115" w:right="115"/>
       </w:pPr>
       <w:r>
         <w:t>EDUCATION</w:t>
@@ -523,9 +520,8 @@
     <w:p>
       <w:pPr>
         <w:pStyle w:val="Heading1"/>
-        <w:pBdr>
-          <w:bottom w:val="single" w:sz="4" w:space="4" w:color="B7B7B7"/>
-        </w:pBdr>
+        <w:shd w:fill="EAF0F5"/>
+        <w:ind w:left="115" w:right="115"/>
       </w:pPr>
       <w:r>
         <w:t>SELECTED RESEARCH</w:t>
@@ -549,7 +545,7 @@
         </w:rPr>
         <w:t xml:space="preserve">Lecture Notes in Networks and Systems, 2026. DOI: </w:t>
       </w:r>
-      <w:hyperlink r:id="rId14">
+      <w:hyperlink r:id="rId13">
         <w:r>
           <w:rPr>
             <w:color w:val="183B56"/>
@@ -578,7 +574,7 @@
         </w:rPr>
         <w:t xml:space="preserve">Journal of Electrical Systems and Information Technology, 2024. DOI: </w:t>
       </w:r>
-      <w:hyperlink r:id="rId15">
+      <w:hyperlink r:id="rId14">
         <w:r>
           <w:rPr>
             <w:color w:val="183B56"/>
@@ -607,7 +603,7 @@
         </w:rPr>
         <w:t xml:space="preserve">International Journal of Intelligent Information Systems, 2025. DOI: </w:t>
       </w:r>
-      <w:hyperlink r:id="rId16">
+      <w:hyperlink r:id="rId15">
         <w:r>
           <w:rPr>
             <w:color w:val="183B56"/>
@@ -621,9 +617,8 @@
     <w:p>
       <w:pPr>
         <w:pStyle w:val="Heading1"/>
-        <w:pBdr>
-          <w:bottom w:val="single" w:sz="4" w:space="4" w:color="B7B7B7"/>
-        </w:pBdr>
+        <w:shd w:fill="EAF0F5"/>
+        <w:ind w:left="115" w:right="115"/>
       </w:pPr>
       <w:r>
         <w:t>SELECTED CERTIFICATIONS</w:t>
@@ -640,12 +635,11 @@
     <w:p>
       <w:pPr>
         <w:pStyle w:val="Heading1"/>
-        <w:pBdr>
-          <w:bottom w:val="single" w:sz="4" w:space="4" w:color="B7B7B7"/>
-        </w:pBdr>
+        <w:shd w:fill="EAF0F5"/>
+        <w:ind w:left="115" w:right="115"/>
       </w:pPr>
       <w:r>
-        <w:t>LEADERSHIP AND HONORS</w:t>
+        <w:t>LEADERSHIP AND ADDITIONAL HONORS</w:t>
       </w:r>
     </w:p>
     <w:p>
@@ -654,42 +648,6 @@
           <w:rFonts w:ascii="Arial" w:hAnsi="Arial"/>
         </w:rPr>
         <w:t>Assistant General Secretary | BGCTUB IT Club | Present - Help lead student technology activities, community programs, and club operations.</w:t>
-      </w:r>
-    </w:p>
-    <w:p>
-      <w:pPr>
-        <w:pStyle w:val="ListBullet"/>
-        <w:keepLines/>
-      </w:pPr>
-      <w:r>
-        <w:rPr>
-          <w:rFonts w:ascii="Arial" w:hAnsi="Arial"/>
-        </w:rPr>
-        <w:t>Champion, HackFusion InnoNation National Hackathon (solo Team Huntrix), 2026</w:t>
-      </w:r>
-    </w:p>
-    <w:p>
-      <w:pPr>
-        <w:pStyle w:val="ListBullet"/>
-        <w:keepLines/>
-      </w:pPr>
-      <w:r>
-        <w:rPr>
-          <w:rFonts w:ascii="Arial" w:hAnsi="Arial"/>
-        </w:rPr>
-        <w:t>Champion, MicroOps Hackathon at CUET CSE IT Fest (with Abtahee Kabir), 2025</w:t>
-      </w:r>
-    </w:p>
-    <w:p>
-      <w:pPr>
-        <w:pStyle w:val="ListBullet"/>
-        <w:keepLines/>
-      </w:pPr>
-      <w:r>
-        <w:rPr>
-          <w:rFonts w:ascii="Arial" w:hAnsi="Arial"/>
-        </w:rPr>
-        <w:t>Winner, RoboFusion 1.0 Techathon, 2026</w:t>
       </w:r>
     </w:p>
     <w:p>
@@ -718,7 +676,7 @@
     </w:p>
     <w:sectPr>
       <w:pgSz w:w="12240" w:h="15840"/>
-      <w:pgMar w:top="979" w:right="979" w:bottom="979" w:left="979" w:header="504" w:footer="504" w:gutter="0"/>
+      <w:pgMar w:top="893" w:right="893" w:bottom="893" w:left="893" w:header="504" w:footer="504" w:gutter="0"/>
       <w:cols w:space="720"/>
       <w:docGrid w:linePitch="360"/>
     </w:sectPr>
@@ -1153,7 +1111,7 @@
     <w:pPr>
       <w:keepNext/>
       <w:keepLines/>
-      <w:spacing w:before="180" w:after="60"/>
+      <w:spacing w:before="160" w:after="80"/>
       <w:outlineLvl w:val="0"/>
     </w:pPr>
     <w:rPr>
@@ -1177,7 +1135,7 @@
     <w:pPr>
       <w:keepNext/>
       <w:keepLines/>
-      <w:spacing w:before="180" w:after="60"/>
+      <w:spacing w:before="160" w:after="80"/>
       <w:outlineLvl w:val="1"/>
     </w:pPr>
     <w:rPr>
@@ -12794,7 +12752,7 @@
     </w:pPr>
     <w:rPr>
       <w:rFonts w:ascii="Arial" w:hAnsi="Arial"/>
-      <w:sz w:val="20"/>
+      <w:sz w:val="19"/>
     </w:rPr>
   </w:style>
 </w:styles>
